--- a/docs/tutorials/files/w1_report_after.docx
+++ b/docs/tutorials/files/w1_report_after.docx
@@ -40,7 +40,7 @@
     <w:p/>
     <w:tbl>
       <w:tblPr>
-        <w:tblW w:type="dxa" w:w="2494"/>
+        <w:tblW w:type="dxa" w:w="2607"/>
         <w:jc w:val="left"/>
         <w:tblLayout w:type="fixed"/>
         <w:tblCellMar>
@@ -53,7 +53,7 @@
       </w:tblPr>
       <w:tblGrid>
         <w:gridCol w:w="666"/>
-        <w:gridCol w:w="1828"/>
+        <w:gridCol w:w="1941"/>
       </w:tblGrid>
       <w:tr>
         <w:tc>
@@ -80,7 +80,7 @@
         </w:tc>
         <w:tc>
           <w:tcPr>
-            <w:tcW w:type="dxa" w:w="1828"/>
+            <w:tcW w:type="dxa" w:w="1941"/>
             <w:vAlign w:val="center"/>
           </w:tcPr>
           <w:p>
@@ -100,7 +100,7 @@
               <w:rPr>
                 <w:sz w:val="21"/>
               </w:rPr>
-              <w:t>August 29, 2026</w:t>
+              <w:t>October 10, 2026</w:t>
             </w:r>
           </w:p>
         </w:tc>
@@ -330,7 +330,7 @@
                 <w:b w:val="0"/>
                 <w:sz w:val="20"/>
               </w:rPr>
-              <w:t>0.3.0</w:t>
+              <w:t>0.5.2</w:t>
             </w:r>
           </w:p>
         </w:tc>
@@ -422,7 +422,7 @@
                 <w:b w:val="0"/>
                 <w:sz w:val="20"/>
               </w:rPr>
-              <w:t>d0307449074ab1094764c075b45ec241a098fbe10731a5cf497b1846581da1bb</w:t>
+              <w:t>c571717be7703ee3a36aa8a674fb3ca1654b507034d2b1b288213f3c95179945</w:t>
             </w:r>
           </w:p>
         </w:tc>
@@ -468,7 +468,7 @@
                 <w:b w:val="0"/>
                 <w:sz w:val="20"/>
               </w:rPr>
-              <w:t>2026-08-29 16:09</w:t>
+              <w:t>2026-10-10 23:48</w:t>
             </w:r>
           </w:p>
         </w:tc>
@@ -2163,7 +2163,7 @@
         <w:pStyle w:val="ListBullet"/>
       </w:pPr>
       <w:r>
-        <w:t>interslice tension (min Z = -1436.3 vs max compression 7382.1)</w:t>
+        <w:t>interslice tension on 15% of interior boundaries (min Z = -1436.3 vs max compression 7382.1)</w:t>
       </w:r>
     </w:p>
     <w:p>
@@ -2172,6 +2172,14 @@
       </w:pPr>
       <w:r>
         <w:t>line of thrust outside the slice on 15% of boundaries</w:t>
+      </w:r>
+    </w:p>
+    <w:p>
+      <w:pPr>
+        <w:pStyle w:val="ListBullet"/>
+      </w:pPr>
+      <w:r>
+        <w:t>Tension on the base of 2 slices near the crest. Consider adding a tension crack.</w:t>
       </w:r>
     </w:p>
     <w:p>
@@ -23921,7 +23929,7 @@
       <w:rPr>
         <w:sz w:val="18"/>
       </w:rPr>
-      <w:t xml:space="preserve">     |     August 29, 2026</w:t>
+      <w:t xml:space="preserve">     |     October 10, 2026</w:t>
     </w:r>
   </w:p>
 </w:ftr>

--- a/docs/tutorials/files/w1_report_after.docx
+++ b/docs/tutorials/files/w1_report_after.docx
@@ -40,7 +40,7 @@
     <w:p/>
     <w:tbl>
       <w:tblPr>
-        <w:tblW w:type="dxa" w:w="2607"/>
+        <w:tblW w:type="dxa" w:w="2604"/>
         <w:jc w:val="left"/>
         <w:tblLayout w:type="fixed"/>
         <w:tblCellMar>
@@ -53,7 +53,7 @@
       </w:tblPr>
       <w:tblGrid>
         <w:gridCol w:w="666"/>
-        <w:gridCol w:w="1941"/>
+        <w:gridCol w:w="1938"/>
       </w:tblGrid>
       <w:tr>
         <w:tc>
@@ -80,7 +80,7 @@
         </w:tc>
         <w:tc>
           <w:tcPr>
-            <w:tcW w:type="dxa" w:w="1941"/>
+            <w:tcW w:type="dxa" w:w="1938"/>
             <w:vAlign w:val="center"/>
           </w:tcPr>
           <w:p>
@@ -100,7 +100,7 @@
               <w:rPr>
                 <w:sz w:val="21"/>
               </w:rPr>
-              <w:t>October 10, 2026</w:t>
+              <w:t>October 11, 2026</w:t>
             </w:r>
           </w:p>
         </w:tc>
@@ -468,7 +468,7 @@
                 <w:b w:val="0"/>
                 <w:sz w:val="20"/>
               </w:rPr>
-              <w:t>2026-10-10 23:48</w:t>
+              <w:t>2026-10-11 07:20</w:t>
             </w:r>
           </w:p>
         </w:tc>
@@ -23929,7 +23929,7 @@
       <w:rPr>
         <w:sz w:val="18"/>
       </w:rPr>
-      <w:t xml:space="preserve">     |     October 10, 2026</w:t>
+      <w:t xml:space="preserve">     |     October 11, 2026</w:t>
     </w:r>
   </w:p>
 </w:ftr>

--- a/docs/tutorials/files/w1_report_after.docx
+++ b/docs/tutorials/files/w1_report_after.docx
@@ -126,6 +126,9 @@
     <w:p>
       <w:pPr>
         <w:pStyle w:val="TOC1"/>
+        <w:tabs>
+          <w:tab w:pos="9360" w:val="right" w:leader="dot"/>
+        </w:tabs>
       </w:pPr>
       <w:r>
         <w:fldChar w:fldCharType="begin"/>
@@ -139,98 +142,187 @@
       <w:r>
         <w:t>1 Traceability</w:t>
       </w:r>
-    </w:p>
-    <w:p>
-      <w:pPr>
-        <w:pStyle w:val="TOC1"/>
-      </w:pPr>
       <w:r>
-        <w:t>2 Project Definition</w:t>
+        <w:tab/>
+      </w:r>
+      <w:r>
+        <w:t>3</w:t>
       </w:r>
     </w:p>
     <w:p>
       <w:pPr>
         <w:pStyle w:val="TOC1"/>
+        <w:tabs>
+          <w:tab w:pos="9360" w:val="right" w:leader="dot"/>
+        </w:tabs>
+      </w:pPr>
+      <w:r>
+        <w:t>2 Project Definition</w:t>
+      </w:r>
+      <w:r>
+        <w:tab/>
+      </w:r>
+      <w:r>
+        <w:t>3</w:t>
+      </w:r>
+    </w:p>
+    <w:p>
+      <w:pPr>
+        <w:pStyle w:val="TOC1"/>
+        <w:tabs>
+          <w:tab w:pos="9360" w:val="right" w:leader="dot"/>
+        </w:tabs>
       </w:pPr>
       <w:r>
         <w:t>3 Limit Equilibrium Analysis</w:t>
+      </w:r>
+      <w:r>
+        <w:tab/>
+      </w:r>
+      <w:r>
+        <w:t>3</w:t>
       </w:r>
     </w:p>
     <w:p>
       <w:pPr>
         <w:pStyle w:val="TOC2"/>
+        <w:tabs>
+          <w:tab w:pos="9360" w:val="right" w:leader="dot"/>
+        </w:tabs>
       </w:pPr>
       <w:r>
         <w:t>3.1 Analysis Inputs</w:t>
+      </w:r>
+      <w:r>
+        <w:tab/>
+      </w:r>
+      <w:r>
+        <w:t>4</w:t>
       </w:r>
     </w:p>
     <w:p>
       <w:pPr>
         <w:pStyle w:val="TOC2"/>
+        <w:tabs>
+          <w:tab w:pos="9360" w:val="right" w:leader="dot"/>
+        </w:tabs>
       </w:pPr>
       <w:r>
         <w:t>3.2 Materials</w:t>
+      </w:r>
+      <w:r>
+        <w:tab/>
+      </w:r>
+      <w:r>
+        <w:t>4</w:t>
       </w:r>
     </w:p>
     <w:p>
       <w:pPr>
         <w:pStyle w:val="TOC2"/>
+        <w:tabs>
+          <w:tab w:pos="9360" w:val="right" w:leader="dot"/>
+        </w:tabs>
       </w:pPr>
       <w:r>
         <w:t>3.3 Loads</w:t>
+      </w:r>
+      <w:r>
+        <w:tab/>
+      </w:r>
+      <w:r>
+        <w:t>4</w:t>
       </w:r>
     </w:p>
     <w:p>
       <w:pPr>
         <w:pStyle w:val="TOC2"/>
+        <w:tabs>
+          <w:tab w:pos="9360" w:val="right" w:leader="dot"/>
+        </w:tabs>
       </w:pPr>
       <w:r>
         <w:t>3.4 Spencer's Method</w:t>
+      </w:r>
+      <w:r>
+        <w:tab/>
+      </w:r>
+      <w:r>
+        <w:t>5</w:t>
       </w:r>
     </w:p>
     <w:p>
       <w:pPr>
         <w:pStyle w:val="TOC3"/>
+        <w:tabs>
+          <w:tab w:pos="9360" w:val="right" w:leader="dot"/>
+        </w:tabs>
       </w:pPr>
       <w:r>
         <w:t>3.4.1 Search for the Critical Surface</w:t>
+      </w:r>
+      <w:r>
+        <w:tab/>
+      </w:r>
+      <w:r>
+        <w:t>5</w:t>
       </w:r>
     </w:p>
     <w:p>
       <w:pPr>
         <w:pStyle w:val="TOC3"/>
+        <w:tabs>
+          <w:tab w:pos="9360" w:val="right" w:leader="dot"/>
+        </w:tabs>
       </w:pPr>
       <w:r>
         <w:t>3.4.2 Results</w:t>
+      </w:r>
+      <w:r>
+        <w:tab/>
+      </w:r>
+      <w:r>
+        <w:t>5</w:t>
       </w:r>
     </w:p>
     <w:p>
       <w:pPr>
         <w:pStyle w:val="TOC3"/>
+        <w:tabs>
+          <w:tab w:pos="9360" w:val="right" w:leader="dot"/>
+        </w:tabs>
       </w:pPr>
       <w:r>
         <w:t>3.4.3 Slice Table</w:t>
+      </w:r>
+      <w:r>
+        <w:tab/>
+      </w:r>
+      <w:r>
+        <w:t>7</w:t>
       </w:r>
     </w:p>
     <w:p>
       <w:pPr>
         <w:pStyle w:val="TOC3"/>
+        <w:tabs>
+          <w:tab w:pos="9360" w:val="right" w:leader="dot"/>
+        </w:tabs>
       </w:pPr>
       <w:r>
         <w:t>3.4.4 Calculations</w:t>
       </w:r>
+      <w:r>
+        <w:tab/>
+      </w:r>
+      <w:r>
+        <w:t>10</w:t>
+      </w:r>
     </w:p>
     <w:p>
       <w:pPr>
-        <w:spacing w:before="200"/>
+        <w:spacing/>
       </w:pPr>
-      <w:r>
-        <w:rPr>
-          <w:i/>
-          <w:sz w:val="18"/>
-        </w:rPr>
-        <w:t>Page numbers appear when the table is updated in Word (right-click → Update Field, or select all and press F9).</w:t>
-      </w:r>
       <w:r>
         <w:fldChar w:fldCharType="end"/>
       </w:r>
